--- a/fixtures/real-layout/improvised/received-2026-05-05.docx
+++ b/fixtures/real-layout/improvised/received-2026-05-05.docx
@@ -716,7 +716,7 @@
               <w:t xml:space="preserve">Submitted By: </w:t>
             </w:r>
             <w:r>
-              <w:t xml:space="preserve"> Calla Thorne-Ames</w:t>
+              <w:t xml:space="preserve"> Anselm Thorne-Ames</w:t>
             </w:r>
           </w:p>
         </w:tc>
@@ -900,19 +900,19 @@
               <w:br/>
             </w:r>
             <w:r>
-              <w:t>768 Tamsin Lane</w:t>
+              <w:t>905 Tamsin Lane</w:t>
               <w:br/>
             </w:r>
             <w:r>
-              <w:t>Ashcombe Ridge, NJ 08999</w:t>
+              <w:t>Westhallow, CT 06999</w:t>
               <w:br/>
             </w:r>
             <w:r>
-              <w:t>(201) 555-0184</w:t>
+              <w:t>(201) 555-0133</w:t>
               <w:br/>
             </w:r>
             <w:r>
-              <w:t>calla.thorne-ames@rxd.example</w:t>
+              <w:t>anselm.thorne-ames@rxd.example</w:t>
             </w:r>
           </w:p>
         </w:tc>
@@ -940,15 +940,15 @@
               <w:br/>
             </w:r>
             <w:r>
-              <w:t>Attn: Maren Vantongeren</w:t>
+              <w:t>Attn: Idris Halloway</w:t>
               <w:br/>
             </w:r>
             <w:r>
-              <w:t>689 Tamsin Lane</w:t>
+              <w:t>198 Tamsin Lane</w:t>
               <w:br/>
             </w:r>
             <w:r>
-              <w:t>Ashcombe Ridge, NJ 08999</w:t>
+              <w:t>Westhallow, CT 06999</w:t>
             </w:r>
           </w:p>
           <w:p>
@@ -1013,7 +1013,7 @@
               </w:rPr>
             </w:pPr>
             <w:r>
-              <w:t>Calla Lindgard</w:t>
+              <w:t>Delphine Brisk</w:t>
             </w:r>
           </w:p>
         </w:tc>
@@ -1107,7 +1107,7 @@
               </w:rPr>
             </w:pPr>
             <w:r>
-              <w:t>(201) 555-0130</w:t>
+              <w:t>(201) 555-0138</w:t>
             </w:r>
           </w:p>
         </w:tc>
@@ -1201,7 +1201,7 @@
               </w:rPr>
             </w:pPr>
             <w:r>
-              <w:t>calla.lindgard@rxd.example</w:t>
+              <w:t>delphine.brisk@rxd.example</w:t>
             </w:r>
           </w:p>
         </w:tc>
@@ -2726,7 +2726,7 @@
               <w:jc w:val="center"/>
             </w:pPr>
             <w:r>
-              <w:t>Assay</w:t>
+              <w:t>Identification</w:t>
             </w:r>
           </w:p>
         </w:tc>
@@ -2739,7 +2739,7 @@
               <w:jc w:val="center"/>
             </w:pPr>
             <w:r>
-              <w:t>WEWMFCQ &lt; 36.6ng/day</w:t>
+              <w:t>WAKEDXK &lt; 13.2ng/day</w:t>
             </w:r>
           </w:p>
         </w:tc>
@@ -3355,7 +3355,39 @@
               <w:t>Comments:</w:t>
             </w:r>
             <w:r>
-              <w:t xml:space="preserve"> 6 x Jcdmg</w:t>
+              <w:t xml:space="preserve"> 1 x Jcdmg</w:t>
+              <w:br/>
+            </w:r>
+            <w:r>
+              <w:t>1 x Jcdmg</w:t>
+              <w:br/>
+            </w:r>
+            <w:r>
+              <w:t>1 x Jcdmg</w:t>
+              <w:br/>
+            </w:r>
+            <w:r>
+              <w:t>1 x Jcdmg</w:t>
+              <w:br/>
+            </w:r>
+            <w:r>
+              <w:t>1 x Jcdmg</w:t>
+              <w:br/>
+            </w:r>
+            <w:r>
+              <w:t>1 x Jcdmg</w:t>
+              <w:br/>
+            </w:r>
+            <w:r>
+              <w:t>1 x Sjtgdw</w:t>
+              <w:br/>
+            </w:r>
+            <w:r>
+              <w:t>1 x Iszbd</w:t>
+              <w:br/>
+            </w:r>
+            <w:r>
+              <w:t>1 x Xsmmejc</w:t>
             </w:r>
           </w:p>
         </w:tc>

--- a/fixtures/real-layout/improvised/received-2026-05-05.docx
+++ b/fixtures/real-layout/improvised/received-2026-05-05.docx
@@ -2726,7 +2726,7 @@
               <w:jc w:val="center"/>
             </w:pPr>
             <w:r>
-              <w:t>Identification</w:t>
+              <w:t>Nitrosamines: NMPA, NDMA</w:t>
             </w:r>
           </w:p>
         </w:tc>
@@ -2739,7 +2739,7 @@
               <w:jc w:val="center"/>
             </w:pPr>
             <w:r>
-              <w:t>WAKEDXK &lt; 13.2ng/day</w:t>
+              <w:t>NMPA: 19.5 ng/day; NDMA: 0.06 ppm</w:t>
             </w:r>
           </w:p>
         </w:tc>
